--- a/SWARD/Lectures/Lecture 3.docx
+++ b/SWARD/Lectures/Lecture 3.docx
@@ -76,13 +76,23 @@
           <w:szCs w:val="22"/>
         </w:rPr>
       </w:pPr>
-      <w:r>
-        <w:rPr>
-          <w:color w:val="000000" w:themeColor="text1"/>
-          <w:sz w:val="22"/>
-          <w:szCs w:val="22"/>
-        </w:rPr>
-        <w:t xml:space="preserve">it’s the degree to which our software fulfills its implicit and explicit requirements </w:t>
+      <w:proofErr w:type="gramStart"/>
+      <w:r>
+        <w:rPr>
+          <w:color w:val="000000" w:themeColor="text1"/>
+          <w:sz w:val="22"/>
+          <w:szCs w:val="22"/>
+        </w:rPr>
+        <w:t>it’s</w:t>
+      </w:r>
+      <w:proofErr w:type="gramEnd"/>
+      <w:r>
+        <w:rPr>
+          <w:color w:val="000000" w:themeColor="text1"/>
+          <w:sz w:val="22"/>
+          <w:szCs w:val="22"/>
+        </w:rPr>
+        <w:t xml:space="preserve"> the degree to which our software fulfills its implicit and explicit requirements </w:t>
       </w:r>
     </w:p>
     <w:p>
@@ -139,6 +149,7 @@
           <w:u w:val="single"/>
         </w:rPr>
       </w:pPr>
+      <w:proofErr w:type="gramStart"/>
       <w:r>
         <w:rPr>
           <w:b/>
@@ -146,8 +157,9 @@
           <w:color w:val="000000" w:themeColor="text1"/>
           <w:u w:val="single"/>
         </w:rPr>
-        <w:t>Architecture Significant Requirements (ASRs)</w:t>
-      </w:r>
+        <w:t>Architecture Significant</w:t>
+      </w:r>
+      <w:proofErr w:type="gramEnd"/>
       <w:r>
         <w:rPr>
           <w:b/>
@@ -155,7 +167,7 @@
           <w:color w:val="000000" w:themeColor="text1"/>
           <w:u w:val="single"/>
         </w:rPr>
-        <w:t>:</w:t>
+        <w:t xml:space="preserve"> Requirements (ASRs):</w:t>
       </w:r>
     </w:p>
     <w:p>
@@ -259,16 +271,7 @@
           <w:color w:val="000000" w:themeColor="text1"/>
           <w:u w:val="single"/>
         </w:rPr>
-        <w:t>ASRs indicators for architects</w:t>
-      </w:r>
-      <w:r>
-        <w:rPr>
-          <w:b/>
-          <w:bCs/>
-          <w:color w:val="000000" w:themeColor="text1"/>
-          <w:u w:val="single"/>
-        </w:rPr>
-        <w:t>:</w:t>
+        <w:t>ASRs indicators for architects:</w:t>
       </w:r>
     </w:p>
     <w:p>
@@ -304,17 +307,7 @@
           <w:sz w:val="22"/>
           <w:szCs w:val="22"/>
         </w:rPr>
-        <w:t>cross-cutting, system wide impact (security, monitoring), targeting trade-offs</w:t>
-      </w:r>
-      <w:r>
-        <w:rPr>
-          <w:b/>
-          <w:bCs/>
-          <w:color w:val="000000" w:themeColor="text1"/>
-          <w:sz w:val="22"/>
-          <w:szCs w:val="22"/>
-        </w:rPr>
-        <w:t>;</w:t>
+        <w:t>cross-cutting, system wide impact (security, monitoring), targeting trade-offs;</w:t>
       </w:r>
       <w:r>
         <w:rPr>
@@ -349,7 +342,25 @@
           <w:sz w:val="22"/>
           <w:szCs w:val="22"/>
         </w:rPr>
-        <w:t>if a requirement is tied directly to making money, losing money, or avoid a disaster; example availability in a banking app, a down time of 0.001% costs millions</w:t>
+        <w:t xml:space="preserve">if a requirement is tied directly to making money, losing money, or </w:t>
+      </w:r>
+      <w:proofErr w:type="gramStart"/>
+      <w:r>
+        <w:rPr>
+          <w:color w:val="000000" w:themeColor="text1"/>
+          <w:sz w:val="22"/>
+          <w:szCs w:val="22"/>
+        </w:rPr>
+        <w:t>avoid</w:t>
+      </w:r>
+      <w:proofErr w:type="gramEnd"/>
+      <w:r>
+        <w:rPr>
+          <w:color w:val="000000" w:themeColor="text1"/>
+          <w:sz w:val="22"/>
+          <w:szCs w:val="22"/>
+        </w:rPr>
+        <w:t xml:space="preserve"> a disaster; example availability in a banking app, a down time of 0.001% costs millions</w:t>
       </w:r>
     </w:p>
     <w:p>
@@ -376,7 +387,25 @@
           <w:sz w:val="22"/>
           <w:szCs w:val="22"/>
         </w:rPr>
-        <w:t>some requirement that the CEO, CTO, regulators and shareholders are heavily concerned about, for example cyber attacks, this forces more security measures.</w:t>
+        <w:t xml:space="preserve">some requirement that the CEO, CTO, regulators and shareholders are heavily concerned about, for example </w:t>
+      </w:r>
+      <w:proofErr w:type="spellStart"/>
+      <w:r>
+        <w:rPr>
+          <w:color w:val="000000" w:themeColor="text1"/>
+          <w:sz w:val="22"/>
+          <w:szCs w:val="22"/>
+        </w:rPr>
+        <w:t>cyber attacks</w:t>
+      </w:r>
+      <w:proofErr w:type="spellEnd"/>
+      <w:r>
+        <w:rPr>
+          <w:color w:val="000000" w:themeColor="text1"/>
+          <w:sz w:val="22"/>
+          <w:szCs w:val="22"/>
+        </w:rPr>
+        <w:t>, this forces more security measures.</w:t>
       </w:r>
     </w:p>
     <w:p>
@@ -404,35 +433,121 @@
           <w:sz w:val="22"/>
           <w:szCs w:val="22"/>
         </w:rPr>
-        <w:t>for example it’s the common practice that the web availability is 99.9% if we have 99.999% that forces a change in our architecture.</w:t>
-      </w:r>
-    </w:p>
-    <w:p>
-      <w:pPr>
-        <w:rPr>
-          <w:color w:val="000000" w:themeColor="text1"/>
-          <w:sz w:val="22"/>
-          <w:szCs w:val="22"/>
-        </w:rPr>
-      </w:pPr>
-      <w:r>
-        <w:rPr>
-          <w:b/>
-          <w:bCs/>
-          <w:color w:val="000000" w:themeColor="text1"/>
-          <w:sz w:val="22"/>
-          <w:szCs w:val="22"/>
-        </w:rPr>
-        <w:t xml:space="preserve">Strict or limiting requiremetns; </w:t>
-      </w:r>
-      <w:r>
-        <w:rPr>
-          <w:color w:val="000000" w:themeColor="text1"/>
-          <w:sz w:val="22"/>
-          <w:szCs w:val="22"/>
-        </w:rPr>
-        <w:t>for example in the stack requirements its states that we shall or have to or must use Postgresql</w:t>
-      </w:r>
+        <w:t xml:space="preserve">for </w:t>
+      </w:r>
+      <w:proofErr w:type="gramStart"/>
+      <w:r>
+        <w:rPr>
+          <w:color w:val="000000" w:themeColor="text1"/>
+          <w:sz w:val="22"/>
+          <w:szCs w:val="22"/>
+        </w:rPr>
+        <w:t>example</w:t>
+      </w:r>
+      <w:proofErr w:type="gramEnd"/>
+      <w:r>
+        <w:rPr>
+          <w:color w:val="000000" w:themeColor="text1"/>
+          <w:sz w:val="22"/>
+          <w:szCs w:val="22"/>
+        </w:rPr>
+        <w:t xml:space="preserve"> it’s the common practice that the web availability is 99.9% if we have 99.999% that forces a change in our architecture.</w:t>
+      </w:r>
+    </w:p>
+    <w:p>
+      <w:pPr>
+        <w:rPr>
+          <w:color w:val="000000" w:themeColor="text1"/>
+          <w:sz w:val="22"/>
+          <w:szCs w:val="22"/>
+        </w:rPr>
+      </w:pPr>
+      <w:r>
+        <w:rPr>
+          <w:b/>
+          <w:bCs/>
+          <w:color w:val="000000" w:themeColor="text1"/>
+          <w:sz w:val="22"/>
+          <w:szCs w:val="22"/>
+        </w:rPr>
+        <w:t xml:space="preserve">Strict or limiting </w:t>
+      </w:r>
+      <w:proofErr w:type="spellStart"/>
+      <w:r>
+        <w:rPr>
+          <w:b/>
+          <w:bCs/>
+          <w:color w:val="000000" w:themeColor="text1"/>
+          <w:sz w:val="22"/>
+          <w:szCs w:val="22"/>
+        </w:rPr>
+        <w:t>requiremetns</w:t>
+      </w:r>
+      <w:proofErr w:type="spellEnd"/>
+      <w:r>
+        <w:rPr>
+          <w:b/>
+          <w:bCs/>
+          <w:color w:val="000000" w:themeColor="text1"/>
+          <w:sz w:val="22"/>
+          <w:szCs w:val="22"/>
+        </w:rPr>
+        <w:t xml:space="preserve">; </w:t>
+      </w:r>
+      <w:r>
+        <w:rPr>
+          <w:color w:val="000000" w:themeColor="text1"/>
+          <w:sz w:val="22"/>
+          <w:szCs w:val="22"/>
+        </w:rPr>
+        <w:t xml:space="preserve">for </w:t>
+      </w:r>
+      <w:proofErr w:type="gramStart"/>
+      <w:r>
+        <w:rPr>
+          <w:color w:val="000000" w:themeColor="text1"/>
+          <w:sz w:val="22"/>
+          <w:szCs w:val="22"/>
+        </w:rPr>
+        <w:t>example</w:t>
+      </w:r>
+      <w:proofErr w:type="gramEnd"/>
+      <w:r>
+        <w:rPr>
+          <w:color w:val="000000" w:themeColor="text1"/>
+          <w:sz w:val="22"/>
+          <w:szCs w:val="22"/>
+        </w:rPr>
+        <w:t xml:space="preserve"> in the stack requirements </w:t>
+      </w:r>
+      <w:proofErr w:type="gramStart"/>
+      <w:r>
+        <w:rPr>
+          <w:color w:val="000000" w:themeColor="text1"/>
+          <w:sz w:val="22"/>
+          <w:szCs w:val="22"/>
+        </w:rPr>
+        <w:t>its</w:t>
+      </w:r>
+      <w:proofErr w:type="gramEnd"/>
+      <w:r>
+        <w:rPr>
+          <w:color w:val="000000" w:themeColor="text1"/>
+          <w:sz w:val="22"/>
+          <w:szCs w:val="22"/>
+        </w:rPr>
+        <w:t xml:space="preserve"> states that we shall or have to or must use </w:t>
+      </w:r>
+      <w:proofErr w:type="spellStart"/>
+      <w:r>
+        <w:rPr>
+          <w:color w:val="000000" w:themeColor="text1"/>
+          <w:sz w:val="22"/>
+          <w:szCs w:val="22"/>
+        </w:rPr>
+        <w:t>Postgresql</w:t>
+      </w:r>
+      <w:proofErr w:type="spellEnd"/>
     </w:p>
     <w:p>
       <w:pPr>
@@ -492,6 +607,7 @@
           <w:szCs w:val="22"/>
         </w:rPr>
       </w:pPr>
+      <w:proofErr w:type="gramStart"/>
       <w:r>
         <w:rPr>
           <w:b/>
@@ -502,8 +618,9 @@
           <w:sz w:val="22"/>
           <w:szCs w:val="22"/>
         </w:rPr>
-        <w:t>heuristics here means what questions and attributes to ask and consider to figure out our AS</w:t>
-      </w:r>
+        <w:t>heuristics</w:t>
+      </w:r>
+      <w:proofErr w:type="gramEnd"/>
       <w:r>
         <w:rPr>
           <w:b/>
@@ -514,11 +631,10 @@
           <w:sz w:val="22"/>
           <w:szCs w:val="22"/>
         </w:rPr>
-        <w:t>Rs.</w:t>
-      </w:r>
-    </w:p>
-    <w:p>
-      <w:pPr>
+        <w:t xml:space="preserve"> here means what questions and attributes to ask and consider </w:t>
+      </w:r>
+      <w:proofErr w:type="gramStart"/>
+      <w:r>
         <w:rPr>
           <w:b/>
           <w:bCs/>
@@ -528,7 +644,9 @@
           <w:sz w:val="22"/>
           <w:szCs w:val="22"/>
         </w:rPr>
-      </w:pPr>
+        <w:t>to figure</w:t>
+      </w:r>
+      <w:proofErr w:type="gramEnd"/>
       <w:r>
         <w:rPr>
           <w:b/>
@@ -539,6 +657,43 @@
           <w:sz w:val="22"/>
           <w:szCs w:val="22"/>
         </w:rPr>
+        <w:t xml:space="preserve"> out our AS</w:t>
+      </w:r>
+      <w:r>
+        <w:rPr>
+          <w:b/>
+          <w:bCs/>
+          <w:i/>
+          <w:iCs/>
+          <w:color w:val="000000" w:themeColor="text1"/>
+          <w:sz w:val="22"/>
+          <w:szCs w:val="22"/>
+        </w:rPr>
+        <w:t>Rs.</w:t>
+      </w:r>
+    </w:p>
+    <w:p>
+      <w:pPr>
+        <w:rPr>
+          <w:b/>
+          <w:bCs/>
+          <w:i/>
+          <w:iCs/>
+          <w:color w:val="000000" w:themeColor="text1"/>
+          <w:sz w:val="22"/>
+          <w:szCs w:val="22"/>
+        </w:rPr>
+      </w:pPr>
+      <w:r>
+        <w:rPr>
+          <w:b/>
+          <w:bCs/>
+          <w:i/>
+          <w:iCs/>
+          <w:color w:val="000000" w:themeColor="text1"/>
+          <w:sz w:val="22"/>
+          <w:szCs w:val="22"/>
+        </w:rPr>
         <w:t>Heuristics are the questions and categories requirements engineers use to systematically dig out ASRs from vague stakeholder talk.</w:t>
       </w:r>
     </w:p>
@@ -672,7 +827,25 @@
           <w:sz w:val="22"/>
           <w:szCs w:val="22"/>
         </w:rPr>
-        <w:t>"What box are we locked into?"</w:t>
+        <w:t xml:space="preserve">"What box are we locked </w:t>
+      </w:r>
+      <w:proofErr w:type="gramStart"/>
+      <w:r>
+        <w:rPr>
+          <w:color w:val="000000" w:themeColor="text1"/>
+          <w:sz w:val="22"/>
+          <w:szCs w:val="22"/>
+        </w:rPr>
+        <w:t>into</w:t>
+      </w:r>
+      <w:proofErr w:type="gramEnd"/>
+      <w:r>
+        <w:rPr>
+          <w:color w:val="000000" w:themeColor="text1"/>
+          <w:sz w:val="22"/>
+          <w:szCs w:val="22"/>
+        </w:rPr>
+        <w:t>?"</w:t>
       </w:r>
     </w:p>
     <w:p>
@@ -762,13 +935,23 @@
           <w:szCs w:val="22"/>
         </w:rPr>
       </w:pPr>
-      <w:r>
-        <w:rPr>
-          <w:color w:val="000000" w:themeColor="text1"/>
-          <w:sz w:val="22"/>
-          <w:szCs w:val="22"/>
-        </w:rPr>
-        <w:t>design decisions are big decisions related to our design that we make based on our architecture significant requirements.</w:t>
+      <w:proofErr w:type="gramStart"/>
+      <w:r>
+        <w:rPr>
+          <w:color w:val="000000" w:themeColor="text1"/>
+          <w:sz w:val="22"/>
+          <w:szCs w:val="22"/>
+        </w:rPr>
+        <w:t>design</w:t>
+      </w:r>
+      <w:proofErr w:type="gramEnd"/>
+      <w:r>
+        <w:rPr>
+          <w:color w:val="000000" w:themeColor="text1"/>
+          <w:sz w:val="22"/>
+          <w:szCs w:val="22"/>
+        </w:rPr>
+        <w:t xml:space="preserve"> decisions are big decisions related to our design that we make based on our architecture significant requirements.</w:t>
       </w:r>
     </w:p>
     <w:p>
@@ -795,7 +978,25 @@
           <w:sz w:val="22"/>
           <w:szCs w:val="22"/>
         </w:rPr>
-        <w:t>which part of the system is responsible for doing what, what our developers responsible for, what our admins responsible for and so on.</w:t>
+        <w:t xml:space="preserve">which part of the system is responsible for doing what, what our developers responsible for, what our admins </w:t>
+      </w:r>
+      <w:proofErr w:type="gramStart"/>
+      <w:r>
+        <w:rPr>
+          <w:color w:val="000000" w:themeColor="text1"/>
+          <w:sz w:val="22"/>
+          <w:szCs w:val="22"/>
+        </w:rPr>
+        <w:t>responsible</w:t>
+      </w:r>
+      <w:proofErr w:type="gramEnd"/>
+      <w:r>
+        <w:rPr>
+          <w:color w:val="000000" w:themeColor="text1"/>
+          <w:sz w:val="22"/>
+          <w:szCs w:val="22"/>
+        </w:rPr>
+        <w:t xml:space="preserve"> for and so on.</w:t>
       </w:r>
     </w:p>
     <w:p>
@@ -840,7 +1041,79 @@
           <w:sz w:val="22"/>
           <w:szCs w:val="22"/>
         </w:rPr>
-        <w:t>database framework. and planned changes to the technology for example we will start with mysql and then migrate to postgresql. unchanged maybe a changed forced by a price hike in the technology or unplanned tech change hike.</w:t>
+        <w:t xml:space="preserve">database framework. and planned changes to </w:t>
+      </w:r>
+      <w:proofErr w:type="gramStart"/>
+      <w:r>
+        <w:rPr>
+          <w:color w:val="000000" w:themeColor="text1"/>
+          <w:sz w:val="22"/>
+          <w:szCs w:val="22"/>
+        </w:rPr>
+        <w:t>the technology</w:t>
+      </w:r>
+      <w:proofErr w:type="gramEnd"/>
+      <w:r>
+        <w:rPr>
+          <w:color w:val="000000" w:themeColor="text1"/>
+          <w:sz w:val="22"/>
+          <w:szCs w:val="22"/>
+        </w:rPr>
+        <w:t xml:space="preserve"> for example we will start with </w:t>
+      </w:r>
+      <w:proofErr w:type="spellStart"/>
+      <w:r>
+        <w:rPr>
+          <w:color w:val="000000" w:themeColor="text1"/>
+          <w:sz w:val="22"/>
+          <w:szCs w:val="22"/>
+        </w:rPr>
+        <w:t>mysql</w:t>
+      </w:r>
+      <w:proofErr w:type="spellEnd"/>
+      <w:r>
+        <w:rPr>
+          <w:color w:val="000000" w:themeColor="text1"/>
+          <w:sz w:val="22"/>
+          <w:szCs w:val="22"/>
+        </w:rPr>
+        <w:t xml:space="preserve"> and then migrate to </w:t>
+      </w:r>
+      <w:proofErr w:type="spellStart"/>
+      <w:r>
+        <w:rPr>
+          <w:color w:val="000000" w:themeColor="text1"/>
+          <w:sz w:val="22"/>
+          <w:szCs w:val="22"/>
+        </w:rPr>
+        <w:t>postgresql</w:t>
+      </w:r>
+      <w:proofErr w:type="spellEnd"/>
+      <w:r>
+        <w:rPr>
+          <w:color w:val="000000" w:themeColor="text1"/>
+          <w:sz w:val="22"/>
+          <w:szCs w:val="22"/>
+        </w:rPr>
+        <w:t xml:space="preserve">. unchanged maybe a </w:t>
+      </w:r>
+      <w:proofErr w:type="gramStart"/>
+      <w:r>
+        <w:rPr>
+          <w:color w:val="000000" w:themeColor="text1"/>
+          <w:sz w:val="22"/>
+          <w:szCs w:val="22"/>
+        </w:rPr>
+        <w:t>changed</w:t>
+      </w:r>
+      <w:proofErr w:type="gramEnd"/>
+      <w:r>
+        <w:rPr>
+          <w:color w:val="000000" w:themeColor="text1"/>
+          <w:sz w:val="22"/>
+          <w:szCs w:val="22"/>
+        </w:rPr>
+        <w:t xml:space="preserve"> forced by a price hike in the technology or unplanned tech change hike.</w:t>
       </w:r>
     </w:p>
     <w:p>
@@ -867,7 +1140,25 @@
           <w:sz w:val="22"/>
           <w:szCs w:val="22"/>
         </w:rPr>
-        <w:t>how do components talk to each other, how fast and efficient. what measures should be used in case of a fault in the communication. which protocols we use, which encryption is needed, REST or HTTP.</w:t>
+        <w:t xml:space="preserve">how do components talk to each other, how fast and efficient. what measures should be used in case of a fault in </w:t>
+      </w:r>
+      <w:proofErr w:type="gramStart"/>
+      <w:r>
+        <w:rPr>
+          <w:color w:val="000000" w:themeColor="text1"/>
+          <w:sz w:val="22"/>
+          <w:szCs w:val="22"/>
+        </w:rPr>
+        <w:t>the communication.</w:t>
+      </w:r>
+      <w:proofErr w:type="gramEnd"/>
+      <w:r>
+        <w:rPr>
+          <w:color w:val="000000" w:themeColor="text1"/>
+          <w:sz w:val="22"/>
+          <w:szCs w:val="22"/>
+        </w:rPr>
+        <w:t xml:space="preserve"> which protocols we use, which encryption is needed, REST or HTTP.</w:t>
       </w:r>
     </w:p>
     <w:p>
@@ -921,7 +1212,25 @@
           <w:sz w:val="22"/>
           <w:szCs w:val="22"/>
         </w:rPr>
-        <w:t>how do we handle limited stuff, time, money, memory , staff. how fast our app should be, how much memory should each component use.</w:t>
+        <w:t xml:space="preserve">how do we handle limited stuff, time, money, </w:t>
+      </w:r>
+      <w:proofErr w:type="gramStart"/>
+      <w:r>
+        <w:rPr>
+          <w:color w:val="000000" w:themeColor="text1"/>
+          <w:sz w:val="22"/>
+          <w:szCs w:val="22"/>
+        </w:rPr>
+        <w:t>memory ,</w:t>
+      </w:r>
+      <w:proofErr w:type="gramEnd"/>
+      <w:r>
+        <w:rPr>
+          <w:color w:val="000000" w:themeColor="text1"/>
+          <w:sz w:val="22"/>
+          <w:szCs w:val="22"/>
+        </w:rPr>
+        <w:t xml:space="preserve"> staff. how fast our app should be, how much memory should each component use.</w:t>
       </w:r>
     </w:p>
     <w:p>
@@ -949,7 +1258,25 @@
           <w:sz w:val="22"/>
           <w:szCs w:val="22"/>
         </w:rPr>
-        <w:t xml:space="preserve">which team build which part, what runs on which server for example payment on server 1, forum on server 2. and so on. how are servers connected, </w:t>
+        <w:t xml:space="preserve">which team build which part, what runs on which server for example payment on server 1, forum on server 2. and so on. </w:t>
+      </w:r>
+      <w:proofErr w:type="gramStart"/>
+      <w:r>
+        <w:rPr>
+          <w:color w:val="000000" w:themeColor="text1"/>
+          <w:sz w:val="22"/>
+          <w:szCs w:val="22"/>
+        </w:rPr>
+        <w:t>how</w:t>
+      </w:r>
+      <w:proofErr w:type="gramEnd"/>
+      <w:r>
+        <w:rPr>
+          <w:color w:val="000000" w:themeColor="text1"/>
+          <w:sz w:val="22"/>
+          <w:szCs w:val="22"/>
+        </w:rPr>
+        <w:t xml:space="preserve"> are servers connected, </w:t>
       </w:r>
     </w:p>
     <w:p>
@@ -1174,8 +1501,18 @@
           <w:sz w:val="22"/>
           <w:szCs w:val="22"/>
         </w:rPr>
-        <w:t>What alternatives you considered</w:t>
-      </w:r>
+        <w:t xml:space="preserve">What alternatives </w:t>
+      </w:r>
+      <w:proofErr w:type="gramStart"/>
+      <w:r>
+        <w:rPr>
+          <w:color w:val="000000" w:themeColor="text1"/>
+          <w:sz w:val="22"/>
+          <w:szCs w:val="22"/>
+        </w:rPr>
+        <w:t>you considered</w:t>
+      </w:r>
+      <w:proofErr w:type="gramEnd"/>
     </w:p>
     <w:p>
       <w:pPr>
@@ -1275,13 +1612,41 @@
           <w:szCs w:val="22"/>
         </w:rPr>
       </w:pPr>
-      <w:r>
-        <w:rPr>
-          <w:color w:val="000000" w:themeColor="text1"/>
-          <w:sz w:val="22"/>
-          <w:szCs w:val="22"/>
-        </w:rPr>
-        <w:t>first for each ASR we define all the alternatives (all the options that can fulfill our ASR) and evaluate them, what we chose, why we chose it. what are the advantages and disadvantages. then make an ADR.</w:t>
+      <w:proofErr w:type="gramStart"/>
+      <w:r>
+        <w:rPr>
+          <w:color w:val="000000" w:themeColor="text1"/>
+          <w:sz w:val="22"/>
+          <w:szCs w:val="22"/>
+        </w:rPr>
+        <w:t>first</w:t>
+      </w:r>
+      <w:proofErr w:type="gramEnd"/>
+      <w:r>
+        <w:rPr>
+          <w:color w:val="000000" w:themeColor="text1"/>
+          <w:sz w:val="22"/>
+          <w:szCs w:val="22"/>
+        </w:rPr>
+        <w:t xml:space="preserve"> for each ASR we define all the alternatives (all the options that can fulfill our ASR) and evaluate them, what we chose, why we chose it. </w:t>
+      </w:r>
+      <w:proofErr w:type="gramStart"/>
+      <w:r>
+        <w:rPr>
+          <w:color w:val="000000" w:themeColor="text1"/>
+          <w:sz w:val="22"/>
+          <w:szCs w:val="22"/>
+        </w:rPr>
+        <w:t>what</w:t>
+      </w:r>
+      <w:proofErr w:type="gramEnd"/>
+      <w:r>
+        <w:rPr>
+          <w:color w:val="000000" w:themeColor="text1"/>
+          <w:sz w:val="22"/>
+          <w:szCs w:val="22"/>
+        </w:rPr>
+        <w:t xml:space="preserve"> are the advantages and disadvantages. then make an ADR.</w:t>
       </w:r>
     </w:p>
     <w:p>
@@ -1300,39 +1665,40 @@
           <w:color w:val="000000" w:themeColor="text1"/>
           <w:u w:val="single"/>
         </w:rPr>
-        <w:t>Architecture Decision Record (ADR)</w:t>
-      </w:r>
-      <w:r>
-        <w:rPr>
-          <w:b/>
-          <w:bCs/>
-          <w:color w:val="000000" w:themeColor="text1"/>
-          <w:u w:val="single"/>
-        </w:rPr>
-        <w:t>:</w:t>
-      </w:r>
-    </w:p>
-    <w:p>
-      <w:pPr>
-        <w:rPr>
-          <w:color w:val="000000" w:themeColor="text1"/>
-          <w:sz w:val="22"/>
-          <w:szCs w:val="22"/>
-        </w:rPr>
-      </w:pPr>
-      <w:r>
-        <w:rPr>
-          <w:color w:val="000000" w:themeColor="text1"/>
-          <w:sz w:val="22"/>
-          <w:szCs w:val="22"/>
-        </w:rPr>
-        <w:t xml:space="preserve">to start and ADR we shall have some defined preconditions. a problem that we need to solve, </w:t>
+        <w:t>Architecture Decision Record (ADR):</w:t>
+      </w:r>
+    </w:p>
+    <w:p>
+      <w:pPr>
+        <w:rPr>
+          <w:color w:val="000000" w:themeColor="text1"/>
+          <w:sz w:val="22"/>
+          <w:szCs w:val="22"/>
+        </w:rPr>
+      </w:pPr>
+      <w:proofErr w:type="gramStart"/>
+      <w:r>
+        <w:rPr>
+          <w:color w:val="000000" w:themeColor="text1"/>
+          <w:sz w:val="22"/>
+          <w:szCs w:val="22"/>
+        </w:rPr>
+        <w:t>to</w:t>
+      </w:r>
+      <w:proofErr w:type="gramEnd"/>
+      <w:r>
+        <w:rPr>
+          <w:color w:val="000000" w:themeColor="text1"/>
+          <w:sz w:val="22"/>
+          <w:szCs w:val="22"/>
+        </w:rPr>
+        <w:t xml:space="preserve"> start and ADR we shall have some defined preconditions. a problem that we need to solve, </w:t>
       </w:r>
     </w:p>
     <w:tbl>
       <w:tblPr>
         <w:tblW w:w="11280" w:type="dxa"/>
-        <w:tblInd w:w="-1314" w:type="dxa"/>
+        <w:tblInd w:w="-1320" w:type="dxa"/>
         <w:shd w:val="clear" w:color="auto" w:fill="FFFFFF"/>
         <w:tblCellMar>
           <w:top w:w="15" w:type="dxa"/>
@@ -1659,13 +2025,41 @@
           <w:szCs w:val="22"/>
         </w:rPr>
       </w:pPr>
-      <w:r>
-        <w:rPr>
-          <w:color w:val="000000" w:themeColor="text1"/>
-          <w:sz w:val="22"/>
-          <w:szCs w:val="22"/>
-        </w:rPr>
-        <w:t>first state the problem we are trying to solve in a measurable way, name the constraints we need cannot exceed including human resources.</w:t>
+      <w:proofErr w:type="gramStart"/>
+      <w:r>
+        <w:rPr>
+          <w:color w:val="000000" w:themeColor="text1"/>
+          <w:sz w:val="22"/>
+          <w:szCs w:val="22"/>
+        </w:rPr>
+        <w:t>first</w:t>
+      </w:r>
+      <w:proofErr w:type="gramEnd"/>
+      <w:r>
+        <w:rPr>
+          <w:color w:val="000000" w:themeColor="text1"/>
+          <w:sz w:val="22"/>
+          <w:szCs w:val="22"/>
+        </w:rPr>
+        <w:t xml:space="preserve"> state the problem we are trying to solve in a measurable way, </w:t>
+      </w:r>
+      <w:proofErr w:type="gramStart"/>
+      <w:r>
+        <w:rPr>
+          <w:color w:val="000000" w:themeColor="text1"/>
+          <w:sz w:val="22"/>
+          <w:szCs w:val="22"/>
+        </w:rPr>
+        <w:t>name</w:t>
+      </w:r>
+      <w:proofErr w:type="gramEnd"/>
+      <w:r>
+        <w:rPr>
+          <w:color w:val="000000" w:themeColor="text1"/>
+          <w:sz w:val="22"/>
+          <w:szCs w:val="22"/>
+        </w:rPr>
+        <w:t xml:space="preserve"> the constraints we need cannot exceed including human resources.</w:t>
       </w:r>
     </w:p>
     <w:p>
@@ -1703,7 +2097,25 @@
           <w:sz w:val="22"/>
           <w:szCs w:val="22"/>
         </w:rPr>
-        <w:t xml:space="preserve"> then evaluate each of those alternatives in accordance to our current issue.</w:t>
+        <w:t xml:space="preserve"> then evaluate each of those alternatives in accordance </w:t>
+      </w:r>
+      <w:proofErr w:type="gramStart"/>
+      <w:r>
+        <w:rPr>
+          <w:color w:val="000000" w:themeColor="text1"/>
+          <w:sz w:val="22"/>
+          <w:szCs w:val="22"/>
+        </w:rPr>
+        <w:t>to</w:t>
+      </w:r>
+      <w:proofErr w:type="gramEnd"/>
+      <w:r>
+        <w:rPr>
+          <w:color w:val="000000" w:themeColor="text1"/>
+          <w:sz w:val="22"/>
+          <w:szCs w:val="22"/>
+        </w:rPr>
+        <w:t xml:space="preserve"> our current issue.</w:t>
       </w:r>
     </w:p>
     <w:p>
@@ -1745,6 +2157,7 @@
         </w:rPr>
         <w:t xml:space="preserve">in the ADR we will have the alternatives on the x axis and the quality on the y axis and give a + 0 or </w:t>
       </w:r>
+      <w:proofErr w:type="gramStart"/>
       <w:r>
         <w:rPr>
           <w:color w:val="000000" w:themeColor="text1"/>
@@ -1767,26 +2180,54 @@
           <w:sz w:val="22"/>
           <w:szCs w:val="22"/>
         </w:rPr>
-        <w:t xml:space="preserve"> , -- , ++</w:t>
-      </w:r>
-    </w:p>
-    <w:p>
-      <w:pPr>
-        <w:rPr>
-          <w:color w:val="000000" w:themeColor="text1"/>
-          <w:sz w:val="22"/>
-          <w:szCs w:val="22"/>
-        </w:rPr>
-      </w:pPr>
-    </w:p>
-    <w:p>
-      <w:pPr>
-        <w:rPr>
-          <w:color w:val="000000" w:themeColor="text1"/>
-          <w:sz w:val="22"/>
-          <w:szCs w:val="22"/>
-        </w:rPr>
-      </w:pPr>
+        <w:t xml:space="preserve"> ,</w:t>
+      </w:r>
+      <w:proofErr w:type="gramEnd"/>
+      <w:r>
+        <w:rPr>
+          <w:color w:val="000000" w:themeColor="text1"/>
+          <w:sz w:val="22"/>
+          <w:szCs w:val="22"/>
+        </w:rPr>
+        <w:t xml:space="preserve"> </w:t>
+      </w:r>
+      <w:proofErr w:type="gramStart"/>
+      <w:r>
+        <w:rPr>
+          <w:color w:val="000000" w:themeColor="text1"/>
+          <w:sz w:val="22"/>
+          <w:szCs w:val="22"/>
+        </w:rPr>
+        <w:t>-- ,</w:t>
+      </w:r>
+      <w:proofErr w:type="gramEnd"/>
+      <w:r>
+        <w:rPr>
+          <w:color w:val="000000" w:themeColor="text1"/>
+          <w:sz w:val="22"/>
+          <w:szCs w:val="22"/>
+        </w:rPr>
+        <w:t xml:space="preserve"> ++</w:t>
+      </w:r>
+    </w:p>
+    <w:p>
+      <w:pPr>
+        <w:rPr>
+          <w:color w:val="000000" w:themeColor="text1"/>
+          <w:sz w:val="22"/>
+          <w:szCs w:val="22"/>
+        </w:rPr>
+      </w:pPr>
+    </w:p>
+    <w:p>
+      <w:pPr>
+        <w:rPr>
+          <w:color w:val="000000" w:themeColor="text1"/>
+          <w:sz w:val="22"/>
+          <w:szCs w:val="22"/>
+        </w:rPr>
+      </w:pPr>
+      <w:proofErr w:type="gramStart"/>
       <w:r>
         <w:rPr>
           <w:color w:val="000000" w:themeColor="text1"/>
@@ -1795,73 +2236,186 @@
         </w:rPr>
         <w:t>we</w:t>
       </w:r>
-      <w:r>
-        <w:rPr>
-          <w:color w:val="000000" w:themeColor="text1"/>
-          <w:sz w:val="22"/>
-          <w:szCs w:val="22"/>
-        </w:rPr>
-        <w:t xml:space="preserve"> cannot evaluate alternatives against quality attributes without understanding the context — the frequency of change, number of rules, number of experts, timeline, budget, etc</w:t>
-      </w:r>
-    </w:p>
-    <w:p>
-      <w:pPr>
-        <w:rPr>
-          <w:color w:val="000000" w:themeColor="text1"/>
-          <w:sz w:val="22"/>
-          <w:szCs w:val="22"/>
-        </w:rPr>
-      </w:pPr>
-      <w:r>
-        <w:rPr>
-          <w:color w:val="000000" w:themeColor="text1"/>
-          <w:sz w:val="22"/>
-          <w:szCs w:val="22"/>
-        </w:rPr>
-        <w:t>however we state, the decision that is needed to be made,</w:t>
-      </w:r>
-    </w:p>
-    <w:p>
-      <w:pPr>
-        <w:rPr>
-          <w:color w:val="000000" w:themeColor="text1"/>
-          <w:sz w:val="22"/>
-          <w:szCs w:val="22"/>
-        </w:rPr>
-      </w:pPr>
-      <w:r>
-        <w:rPr>
-          <w:color w:val="000000" w:themeColor="text1"/>
-          <w:sz w:val="22"/>
-          <w:szCs w:val="22"/>
-        </w:rPr>
-        <w:t xml:space="preserve">what alternatives we have, what constraints we have, what quality attributes are important and which attribute fulfills them </w:t>
-      </w:r>
-    </w:p>
-    <w:p>
-      <w:pPr>
-        <w:rPr>
-          <w:color w:val="000000" w:themeColor="text1"/>
-          <w:sz w:val="22"/>
-          <w:szCs w:val="22"/>
-        </w:rPr>
-      </w:pPr>
-    </w:p>
-    <w:p>
-      <w:pPr>
-        <w:rPr>
-          <w:color w:val="000000" w:themeColor="text1"/>
-          <w:sz w:val="22"/>
-          <w:szCs w:val="22"/>
-        </w:rPr>
-      </w:pPr>
-      <w:r>
-        <w:rPr>
-          <w:color w:val="000000" w:themeColor="text1"/>
-          <w:sz w:val="22"/>
-          <w:szCs w:val="22"/>
-        </w:rPr>
-        <w:t>we decide using the ADR based on: quality attributes corresponding to their priority, whenever we are not sure we shall talk to the stakeholder. costs and risks (constraints) are also heavily involved.</w:t>
+      <w:proofErr w:type="gramEnd"/>
+      <w:r>
+        <w:rPr>
+          <w:color w:val="000000" w:themeColor="text1"/>
+          <w:sz w:val="22"/>
+          <w:szCs w:val="22"/>
+        </w:rPr>
+        <w:t xml:space="preserve"> cannot evaluate alternatives against quality attributes without understanding the context </w:t>
+      </w:r>
+      <w:proofErr w:type="gramStart"/>
+      <w:r>
+        <w:rPr>
+          <w:color w:val="000000" w:themeColor="text1"/>
+          <w:sz w:val="22"/>
+          <w:szCs w:val="22"/>
+        </w:rPr>
+        <w:t>— the frequency of change,</w:t>
+      </w:r>
+      <w:proofErr w:type="gramEnd"/>
+      <w:r>
+        <w:rPr>
+          <w:color w:val="000000" w:themeColor="text1"/>
+          <w:sz w:val="22"/>
+          <w:szCs w:val="22"/>
+        </w:rPr>
+        <w:t xml:space="preserve"> number of rules, number of experts, timeline, budget, </w:t>
+      </w:r>
+      <w:proofErr w:type="spellStart"/>
+      <w:r>
+        <w:rPr>
+          <w:color w:val="000000" w:themeColor="text1"/>
+          <w:sz w:val="22"/>
+          <w:szCs w:val="22"/>
+        </w:rPr>
+        <w:t>etc</w:t>
+      </w:r>
+      <w:proofErr w:type="spellEnd"/>
+    </w:p>
+    <w:p>
+      <w:pPr>
+        <w:rPr>
+          <w:color w:val="000000" w:themeColor="text1"/>
+          <w:sz w:val="22"/>
+          <w:szCs w:val="22"/>
+        </w:rPr>
+      </w:pPr>
+      <w:proofErr w:type="gramStart"/>
+      <w:r>
+        <w:rPr>
+          <w:color w:val="000000" w:themeColor="text1"/>
+          <w:sz w:val="22"/>
+          <w:szCs w:val="22"/>
+        </w:rPr>
+        <w:t>however</w:t>
+      </w:r>
+      <w:proofErr w:type="gramEnd"/>
+      <w:r>
+        <w:rPr>
+          <w:color w:val="000000" w:themeColor="text1"/>
+          <w:sz w:val="22"/>
+          <w:szCs w:val="22"/>
+        </w:rPr>
+        <w:t xml:space="preserve"> we state, the decision that </w:t>
+      </w:r>
+      <w:proofErr w:type="gramStart"/>
+      <w:r>
+        <w:rPr>
+          <w:color w:val="000000" w:themeColor="text1"/>
+          <w:sz w:val="22"/>
+          <w:szCs w:val="22"/>
+        </w:rPr>
+        <w:t>is needed</w:t>
+      </w:r>
+      <w:proofErr w:type="gramEnd"/>
+      <w:r>
+        <w:rPr>
+          <w:color w:val="000000" w:themeColor="text1"/>
+          <w:sz w:val="22"/>
+          <w:szCs w:val="22"/>
+        </w:rPr>
+        <w:t xml:space="preserve"> to be made,</w:t>
+      </w:r>
+    </w:p>
+    <w:p>
+      <w:pPr>
+        <w:rPr>
+          <w:color w:val="000000" w:themeColor="text1"/>
+          <w:sz w:val="22"/>
+          <w:szCs w:val="22"/>
+        </w:rPr>
+      </w:pPr>
+      <w:proofErr w:type="gramStart"/>
+      <w:r>
+        <w:rPr>
+          <w:color w:val="000000" w:themeColor="text1"/>
+          <w:sz w:val="22"/>
+          <w:szCs w:val="22"/>
+        </w:rPr>
+        <w:t>what</w:t>
+      </w:r>
+      <w:proofErr w:type="gramEnd"/>
+      <w:r>
+        <w:rPr>
+          <w:color w:val="000000" w:themeColor="text1"/>
+          <w:sz w:val="22"/>
+          <w:szCs w:val="22"/>
+        </w:rPr>
+        <w:t xml:space="preserve"> alternatives we have, what constraints we have, what quality attributes are important and which attribute fulfills them </w:t>
+      </w:r>
+    </w:p>
+    <w:p>
+      <w:pPr>
+        <w:rPr>
+          <w:color w:val="000000" w:themeColor="text1"/>
+          <w:sz w:val="22"/>
+          <w:szCs w:val="22"/>
+        </w:rPr>
+      </w:pPr>
+    </w:p>
+    <w:p>
+      <w:pPr>
+        <w:rPr>
+          <w:color w:val="000000" w:themeColor="text1"/>
+          <w:sz w:val="22"/>
+          <w:szCs w:val="22"/>
+        </w:rPr>
+      </w:pPr>
+      <w:proofErr w:type="gramStart"/>
+      <w:r>
+        <w:rPr>
+          <w:color w:val="000000" w:themeColor="text1"/>
+          <w:sz w:val="22"/>
+          <w:szCs w:val="22"/>
+        </w:rPr>
+        <w:t>we</w:t>
+      </w:r>
+      <w:proofErr w:type="gramEnd"/>
+      <w:r>
+        <w:rPr>
+          <w:color w:val="000000" w:themeColor="text1"/>
+          <w:sz w:val="22"/>
+          <w:szCs w:val="22"/>
+        </w:rPr>
+        <w:t xml:space="preserve"> decide </w:t>
+      </w:r>
+      <w:proofErr w:type="gramStart"/>
+      <w:r>
+        <w:rPr>
+          <w:color w:val="000000" w:themeColor="text1"/>
+          <w:sz w:val="22"/>
+          <w:szCs w:val="22"/>
+        </w:rPr>
+        <w:t>using</w:t>
+      </w:r>
+      <w:proofErr w:type="gramEnd"/>
+      <w:r>
+        <w:rPr>
+          <w:color w:val="000000" w:themeColor="text1"/>
+          <w:sz w:val="22"/>
+          <w:szCs w:val="22"/>
+        </w:rPr>
+        <w:t xml:space="preserve"> the ADR based </w:t>
+      </w:r>
+      <w:proofErr w:type="gramStart"/>
+      <w:r>
+        <w:rPr>
+          <w:color w:val="000000" w:themeColor="text1"/>
+          <w:sz w:val="22"/>
+          <w:szCs w:val="22"/>
+        </w:rPr>
+        <w:t>on:</w:t>
+      </w:r>
+      <w:proofErr w:type="gramEnd"/>
+      <w:r>
+        <w:rPr>
+          <w:color w:val="000000" w:themeColor="text1"/>
+          <w:sz w:val="22"/>
+          <w:szCs w:val="22"/>
+        </w:rPr>
+        <w:t xml:space="preserve"> quality attributes corresponding to their priority, whenever we are not sure we shall talk to the stakeholder. costs and risks (constraints) are also heavily involved.</w:t>
       </w:r>
     </w:p>
     <w:p>
@@ -1890,33 +2444,42 @@
           <w:color w:val="000000" w:themeColor="text1"/>
           <w:u w:val="single"/>
         </w:rPr>
-        <w:t>No Silver Bullet</w:t>
-      </w:r>
-      <w:r>
-        <w:rPr>
-          <w:b/>
-          <w:bCs/>
-          <w:color w:val="000000" w:themeColor="text1"/>
-          <w:u w:val="single"/>
-        </w:rPr>
-        <w:t>:</w:t>
-      </w:r>
-    </w:p>
-    <w:p>
-      <w:pPr>
-        <w:rPr>
-          <w:color w:val="000000" w:themeColor="text1"/>
-          <w:sz w:val="22"/>
-          <w:szCs w:val="22"/>
-        </w:rPr>
-      </w:pPr>
-      <w:r>
-        <w:rPr>
-          <w:color w:val="000000" w:themeColor="text1"/>
-          <w:sz w:val="22"/>
-          <w:szCs w:val="22"/>
-        </w:rPr>
-        <w:t>in general there is no single solution or a tech, stack that Is superior.</w:t>
+        <w:t>No Silver Bullet:</w:t>
+      </w:r>
+    </w:p>
+    <w:p>
+      <w:pPr>
+        <w:rPr>
+          <w:color w:val="000000" w:themeColor="text1"/>
+          <w:sz w:val="22"/>
+          <w:szCs w:val="22"/>
+        </w:rPr>
+      </w:pPr>
+      <w:r>
+        <w:rPr>
+          <w:color w:val="000000" w:themeColor="text1"/>
+          <w:sz w:val="22"/>
+          <w:szCs w:val="22"/>
+        </w:rPr>
+        <w:t xml:space="preserve">in </w:t>
+      </w:r>
+      <w:proofErr w:type="gramStart"/>
+      <w:r>
+        <w:rPr>
+          <w:color w:val="000000" w:themeColor="text1"/>
+          <w:sz w:val="22"/>
+          <w:szCs w:val="22"/>
+        </w:rPr>
+        <w:t>general</w:t>
+      </w:r>
+      <w:proofErr w:type="gramEnd"/>
+      <w:r>
+        <w:rPr>
+          <w:color w:val="000000" w:themeColor="text1"/>
+          <w:sz w:val="22"/>
+          <w:szCs w:val="22"/>
+        </w:rPr>
+        <w:t xml:space="preserve"> there is no single solution or a tech, stack that Is superior.</w:t>
       </w:r>
     </w:p>
     <w:p>
@@ -1950,7 +2513,25 @@
           <w:sz w:val="22"/>
           <w:szCs w:val="22"/>
         </w:rPr>
-        <w:t>a general pros and cons list for the alternatives without context, and quality weighing is not a ADR</w:t>
+        <w:t xml:space="preserve">a general pros and cons list for the alternatives without context, and quality weighing is not </w:t>
+      </w:r>
+      <w:proofErr w:type="gramStart"/>
+      <w:r>
+        <w:rPr>
+          <w:color w:val="000000" w:themeColor="text1"/>
+          <w:sz w:val="22"/>
+          <w:szCs w:val="22"/>
+        </w:rPr>
+        <w:t>a</w:t>
+      </w:r>
+      <w:proofErr w:type="gramEnd"/>
+      <w:r>
+        <w:rPr>
+          <w:color w:val="000000" w:themeColor="text1"/>
+          <w:sz w:val="22"/>
+          <w:szCs w:val="22"/>
+        </w:rPr>
+        <w:t xml:space="preserve"> ADR</w:t>
       </w:r>
     </w:p>
     <w:p>
@@ -2192,7 +2773,25 @@
           <w:sz w:val="22"/>
           <w:szCs w:val="22"/>
         </w:rPr>
-        <w:t>- Only one developer available for this fix</w:t>
+        <w:t xml:space="preserve">- Only one developer </w:t>
+      </w:r>
+      <w:proofErr w:type="gramStart"/>
+      <w:r>
+        <w:rPr>
+          <w:color w:val="000000" w:themeColor="text1"/>
+          <w:sz w:val="22"/>
+          <w:szCs w:val="22"/>
+        </w:rPr>
+        <w:t>available</w:t>
+      </w:r>
+      <w:proofErr w:type="gramEnd"/>
+      <w:r>
+        <w:rPr>
+          <w:color w:val="000000" w:themeColor="text1"/>
+          <w:sz w:val="22"/>
+          <w:szCs w:val="22"/>
+        </w:rPr>
+        <w:t xml:space="preserve"> for this fix</w:t>
       </w:r>
     </w:p>
     <w:p>
@@ -2369,6 +2968,7 @@
           <w:szCs w:val="22"/>
         </w:rPr>
       </w:pPr>
+      <w:proofErr w:type="gramStart"/>
       <w:r>
         <w:rPr>
           <w:color w:val="000000" w:themeColor="text1"/>
@@ -2377,6 +2977,7 @@
         </w:rPr>
         <w:t>|------------|---------------|</w:t>
       </w:r>
+      <w:proofErr w:type="gramEnd"/>
     </w:p>
     <w:p>
       <w:pPr>
@@ -2498,6 +3099,7 @@
           <w:szCs w:val="22"/>
         </w:rPr>
       </w:pPr>
+      <w:proofErr w:type="gramStart"/>
       <w:r>
         <w:rPr>
           <w:color w:val="000000" w:themeColor="text1"/>
@@ -2506,6 +3108,7 @@
         </w:rPr>
         <w:t>|------------|---------------|</w:t>
       </w:r>
+      <w:proofErr w:type="gramEnd"/>
     </w:p>
     <w:p>
       <w:pPr>
@@ -2609,6 +3212,7 @@
           <w:szCs w:val="22"/>
         </w:rPr>
       </w:pPr>
+      <w:proofErr w:type="gramStart"/>
       <w:r>
         <w:rPr>
           <w:color w:val="000000" w:themeColor="text1"/>
@@ -2617,6 +3221,7 @@
         </w:rPr>
         <w:t>|------------|---------------|</w:t>
       </w:r>
+      <w:proofErr w:type="gramEnd"/>
     </w:p>
     <w:p>
       <w:pPr>
@@ -2713,7 +3318,7 @@
           <w:sz w:val="22"/>
           <w:szCs w:val="22"/>
         </w:rPr>
-        <w:t>| Quality Attribute | Priority | Redis | Optimize SQL | Do Nothing |</w:t>
+        <w:t>| Quality Attribute | Redis | Optimize SQL | Do Nothing |</w:t>
       </w:r>
     </w:p>
     <w:p>
@@ -2747,75 +3352,129 @@
           <w:sz w:val="22"/>
           <w:szCs w:val="22"/>
         </w:rPr>
-        <w:t>| Performance | #1 | ++ | + | -- |</w:t>
-      </w:r>
-    </w:p>
-    <w:p>
-      <w:pPr>
-        <w:rPr>
-          <w:color w:val="000000" w:themeColor="text1"/>
-          <w:sz w:val="22"/>
-          <w:szCs w:val="22"/>
-        </w:rPr>
-      </w:pPr>
-      <w:r>
-        <w:rPr>
-          <w:color w:val="000000" w:themeColor="text1"/>
-          <w:sz w:val="22"/>
-          <w:szCs w:val="22"/>
-        </w:rPr>
-        <w:t>| Availability | #2 | - | 0 | 0 |</w:t>
-      </w:r>
-    </w:p>
-    <w:p>
-      <w:pPr>
-        <w:rPr>
-          <w:color w:val="000000" w:themeColor="text1"/>
-          <w:sz w:val="22"/>
-          <w:szCs w:val="22"/>
-        </w:rPr>
-      </w:pPr>
-      <w:r>
-        <w:rPr>
-          <w:color w:val="000000" w:themeColor="text1"/>
-          <w:sz w:val="22"/>
-          <w:szCs w:val="22"/>
-        </w:rPr>
-        <w:t>| Cost | #3 | - | ++ | ++ |</w:t>
-      </w:r>
-    </w:p>
-    <w:p>
-      <w:pPr>
-        <w:rPr>
-          <w:color w:val="000000" w:themeColor="text1"/>
-          <w:sz w:val="22"/>
-          <w:szCs w:val="22"/>
-        </w:rPr>
-      </w:pPr>
-      <w:r>
-        <w:rPr>
-          <w:color w:val="000000" w:themeColor="text1"/>
-          <w:sz w:val="22"/>
-          <w:szCs w:val="22"/>
-        </w:rPr>
-        <w:t>| Maintainability | #4 | - | + | 0 |</w:t>
-      </w:r>
-    </w:p>
-    <w:p>
-      <w:pPr>
-        <w:rPr>
-          <w:color w:val="000000" w:themeColor="text1"/>
-          <w:sz w:val="22"/>
-          <w:szCs w:val="22"/>
-        </w:rPr>
-      </w:pPr>
-      <w:r>
-        <w:rPr>
-          <w:color w:val="000000" w:themeColor="text1"/>
-          <w:sz w:val="22"/>
-          <w:szCs w:val="22"/>
-        </w:rPr>
-        <w:t>**Evaluation summary:** Redis wins on Performance (#1 priority). Optimize SQL cannot guarantee hitting the 500ms target. Do Nothing fails on Performance.</w:t>
+        <w:t>| Performance | ++ | + | -- |</w:t>
+      </w:r>
+    </w:p>
+    <w:p>
+      <w:pPr>
+        <w:rPr>
+          <w:color w:val="000000" w:themeColor="text1"/>
+          <w:sz w:val="22"/>
+          <w:szCs w:val="22"/>
+        </w:rPr>
+      </w:pPr>
+      <w:r>
+        <w:rPr>
+          <w:color w:val="000000" w:themeColor="text1"/>
+          <w:sz w:val="22"/>
+          <w:szCs w:val="22"/>
+        </w:rPr>
+        <w:t>| Availability | - | 0 | 0 |</w:t>
+      </w:r>
+    </w:p>
+    <w:p>
+      <w:pPr>
+        <w:rPr>
+          <w:color w:val="000000" w:themeColor="text1"/>
+          <w:sz w:val="22"/>
+          <w:szCs w:val="22"/>
+        </w:rPr>
+      </w:pPr>
+      <w:r>
+        <w:rPr>
+          <w:color w:val="000000" w:themeColor="text1"/>
+          <w:sz w:val="22"/>
+          <w:szCs w:val="22"/>
+        </w:rPr>
+        <w:t>| Cost | - | ++ | ++ |</w:t>
+      </w:r>
+    </w:p>
+    <w:p>
+      <w:pPr>
+        <w:rPr>
+          <w:color w:val="000000" w:themeColor="text1"/>
+          <w:sz w:val="22"/>
+          <w:szCs w:val="22"/>
+        </w:rPr>
+      </w:pPr>
+      <w:r>
+        <w:rPr>
+          <w:color w:val="000000" w:themeColor="text1"/>
+          <w:sz w:val="22"/>
+          <w:szCs w:val="22"/>
+        </w:rPr>
+        <w:t>| Maintainability | - | + | 0 |</w:t>
+      </w:r>
+    </w:p>
+    <w:p>
+      <w:pPr>
+        <w:rPr>
+          <w:color w:val="000000" w:themeColor="text1"/>
+          <w:sz w:val="22"/>
+          <w:szCs w:val="22"/>
+        </w:rPr>
+      </w:pPr>
+      <w:r>
+        <w:rPr>
+          <w:color w:val="000000" w:themeColor="text1"/>
+          <w:sz w:val="22"/>
+          <w:szCs w:val="22"/>
+        </w:rPr>
+        <w:t xml:space="preserve">**Evaluation </w:t>
+      </w:r>
+      <w:proofErr w:type="gramStart"/>
+      <w:r>
+        <w:rPr>
+          <w:color w:val="000000" w:themeColor="text1"/>
+          <w:sz w:val="22"/>
+          <w:szCs w:val="22"/>
+        </w:rPr>
+        <w:t>summary:*</w:t>
+      </w:r>
+      <w:proofErr w:type="gramEnd"/>
+      <w:r>
+        <w:rPr>
+          <w:color w:val="000000" w:themeColor="text1"/>
+          <w:sz w:val="22"/>
+          <w:szCs w:val="22"/>
+        </w:rPr>
+        <w:t xml:space="preserve">* Redis wins on </w:t>
+      </w:r>
+      <w:proofErr w:type="gramStart"/>
+      <w:r>
+        <w:rPr>
+          <w:color w:val="000000" w:themeColor="text1"/>
+          <w:sz w:val="22"/>
+          <w:szCs w:val="22"/>
+        </w:rPr>
+        <w:t>Performance (#</w:t>
+      </w:r>
+      <w:proofErr w:type="gramEnd"/>
+      <w:r>
+        <w:rPr>
+          <w:color w:val="000000" w:themeColor="text1"/>
+          <w:sz w:val="22"/>
+          <w:szCs w:val="22"/>
+        </w:rPr>
+        <w:t xml:space="preserve">1 priority). Optimize SQL cannot guarantee hitting the 500ms target. </w:t>
+      </w:r>
+      <w:proofErr w:type="gramStart"/>
+      <w:r>
+        <w:rPr>
+          <w:color w:val="000000" w:themeColor="text1"/>
+          <w:sz w:val="22"/>
+          <w:szCs w:val="22"/>
+        </w:rPr>
+        <w:t>Do Nothing</w:t>
+      </w:r>
+      <w:proofErr w:type="gramEnd"/>
+      <w:r>
+        <w:rPr>
+          <w:color w:val="000000" w:themeColor="text1"/>
+          <w:sz w:val="22"/>
+          <w:szCs w:val="22"/>
+        </w:rPr>
+        <w:t xml:space="preserve"> fails on Performance.</w:t>
       </w:r>
     </w:p>
     <w:p>
@@ -3192,8 +3851,9 @@
           <w:color w:val="000000" w:themeColor="text1"/>
           <w:u w:val="single"/>
         </w:rPr>
-        <w:t>What role do quality scenarios play when making architectural decisions?</w:t>
-      </w:r>
+        <w:t xml:space="preserve">What role do quality scenarios play when making architectural </w:t>
+      </w:r>
+      <w:proofErr w:type="gramStart"/>
       <w:r>
         <w:rPr>
           <w:b/>
@@ -3201,24 +3861,51 @@
           <w:color w:val="000000" w:themeColor="text1"/>
           <w:u w:val="single"/>
         </w:rPr>
-        <w:t>:</w:t>
-      </w:r>
-    </w:p>
-    <w:p>
-      <w:pPr>
-        <w:rPr>
-          <w:color w:val="000000" w:themeColor="text1"/>
-          <w:sz w:val="22"/>
-          <w:szCs w:val="22"/>
-        </w:rPr>
-      </w:pPr>
-      <w:r>
-        <w:rPr>
-          <w:color w:val="000000" w:themeColor="text1"/>
-          <w:sz w:val="22"/>
-          <w:szCs w:val="22"/>
-        </w:rPr>
-        <w:t>Quality scenarios make your quality attributes measurable and testable. Without them, you cannot objectively evaluate alternatives or know if your decision actually worked.</w:t>
+        <w:t>decisions?:</w:t>
+      </w:r>
+      <w:proofErr w:type="gramEnd"/>
+    </w:p>
+    <w:p>
+      <w:pPr>
+        <w:rPr>
+          <w:color w:val="000000" w:themeColor="text1"/>
+          <w:sz w:val="22"/>
+          <w:szCs w:val="22"/>
+        </w:rPr>
+      </w:pPr>
+      <w:r>
+        <w:rPr>
+          <w:color w:val="000000" w:themeColor="text1"/>
+          <w:sz w:val="22"/>
+          <w:szCs w:val="22"/>
+        </w:rPr>
+        <w:t xml:space="preserve">Quality scenarios make your quality attributes measurable and testable. Without them, you cannot objectively evaluate alternatives or know if your decision </w:t>
+      </w:r>
+      <w:proofErr w:type="gramStart"/>
+      <w:r>
+        <w:rPr>
+          <w:color w:val="000000" w:themeColor="text1"/>
+          <w:sz w:val="22"/>
+          <w:szCs w:val="22"/>
+        </w:rPr>
+        <w:t>actually work</w:t>
+      </w:r>
+      <w:r>
+        <w:rPr>
+          <w:color w:val="000000" w:themeColor="text1"/>
+          <w:sz w:val="22"/>
+          <w:szCs w:val="22"/>
+        </w:rPr>
+        <w:t>s</w:t>
+      </w:r>
+      <w:proofErr w:type="gramEnd"/>
+      <w:r>
+        <w:rPr>
+          <w:color w:val="000000" w:themeColor="text1"/>
+          <w:sz w:val="22"/>
+          <w:szCs w:val="22"/>
+        </w:rPr>
+        <w:t>.</w:t>
       </w:r>
     </w:p>
     <w:p>
@@ -3241,52 +3928,97 @@
           <w:szCs w:val="28"/>
           <w:u w:val="single"/>
         </w:rPr>
-        <w:t>Utility Trees</w:t>
-      </w:r>
-      <w:r>
-        <w:rPr>
-          <w:b/>
-          <w:bCs/>
-          <w:color w:val="000000" w:themeColor="text1"/>
-          <w:sz w:val="28"/>
-          <w:szCs w:val="28"/>
-          <w:u w:val="single"/>
-        </w:rPr>
-        <w:t>:</w:t>
-      </w:r>
-    </w:p>
-    <w:p>
-      <w:pPr>
-        <w:rPr>
-          <w:color w:val="000000" w:themeColor="text1"/>
-          <w:sz w:val="22"/>
-          <w:szCs w:val="22"/>
-        </w:rPr>
-      </w:pPr>
-      <w:r>
-        <w:rPr>
-          <w:color w:val="000000" w:themeColor="text1"/>
-          <w:sz w:val="22"/>
-          <w:szCs w:val="22"/>
-        </w:rPr>
-        <w:t>a utility tree is a way to categorize and prioritise the ASRs (Architecture significant requirements)</w:t>
-      </w:r>
-    </w:p>
-    <w:p>
-      <w:pPr>
-        <w:rPr>
-          <w:color w:val="000000" w:themeColor="text1"/>
-          <w:sz w:val="22"/>
-          <w:szCs w:val="22"/>
-        </w:rPr>
-      </w:pPr>
-      <w:r>
-        <w:rPr>
-          <w:color w:val="000000" w:themeColor="text1"/>
-          <w:sz w:val="22"/>
-          <w:szCs w:val="22"/>
-        </w:rPr>
-        <w:t>at the top of the tree we have the word utility (it’s a placeholder)</w:t>
+        <w:t>Utility Trees:</w:t>
+      </w:r>
+    </w:p>
+    <w:p>
+      <w:pPr>
+        <w:rPr>
+          <w:color w:val="000000" w:themeColor="text1"/>
+          <w:sz w:val="22"/>
+          <w:szCs w:val="22"/>
+        </w:rPr>
+      </w:pPr>
+      <w:proofErr w:type="gramStart"/>
+      <w:r>
+        <w:rPr>
+          <w:color w:val="000000" w:themeColor="text1"/>
+          <w:sz w:val="22"/>
+          <w:szCs w:val="22"/>
+        </w:rPr>
+        <w:t>a utility</w:t>
+      </w:r>
+      <w:proofErr w:type="gramEnd"/>
+      <w:r>
+        <w:rPr>
+          <w:color w:val="000000" w:themeColor="text1"/>
+          <w:sz w:val="22"/>
+          <w:szCs w:val="22"/>
+        </w:rPr>
+        <w:t xml:space="preserve"> tree is a way to categorize and </w:t>
+      </w:r>
+      <w:proofErr w:type="spellStart"/>
+      <w:r>
+        <w:rPr>
+          <w:color w:val="000000" w:themeColor="text1"/>
+          <w:sz w:val="22"/>
+          <w:szCs w:val="22"/>
+        </w:rPr>
+        <w:t>prioritise</w:t>
+      </w:r>
+      <w:proofErr w:type="spellEnd"/>
+      <w:r>
+        <w:rPr>
+          <w:color w:val="000000" w:themeColor="text1"/>
+          <w:sz w:val="22"/>
+          <w:szCs w:val="22"/>
+        </w:rPr>
+        <w:t xml:space="preserve"> the ASRs (Architecture significant requirements)</w:t>
+      </w:r>
+    </w:p>
+    <w:p>
+      <w:pPr>
+        <w:rPr>
+          <w:color w:val="000000" w:themeColor="text1"/>
+          <w:sz w:val="22"/>
+          <w:szCs w:val="22"/>
+        </w:rPr>
+      </w:pPr>
+      <w:proofErr w:type="gramStart"/>
+      <w:r>
+        <w:rPr>
+          <w:color w:val="000000" w:themeColor="text1"/>
+          <w:sz w:val="22"/>
+          <w:szCs w:val="22"/>
+        </w:rPr>
+        <w:t>at</w:t>
+      </w:r>
+      <w:proofErr w:type="gramEnd"/>
+      <w:r>
+        <w:rPr>
+          <w:color w:val="000000" w:themeColor="text1"/>
+          <w:sz w:val="22"/>
+          <w:szCs w:val="22"/>
+        </w:rPr>
+        <w:t xml:space="preserve"> the top of the </w:t>
+      </w:r>
+      <w:proofErr w:type="gramStart"/>
+      <w:r>
+        <w:rPr>
+          <w:color w:val="000000" w:themeColor="text1"/>
+          <w:sz w:val="22"/>
+          <w:szCs w:val="22"/>
+        </w:rPr>
+        <w:t>tree</w:t>
+      </w:r>
+      <w:proofErr w:type="gramEnd"/>
+      <w:r>
+        <w:rPr>
+          <w:color w:val="000000" w:themeColor="text1"/>
+          <w:sz w:val="22"/>
+          <w:szCs w:val="22"/>
+        </w:rPr>
+        <w:t xml:space="preserve"> we have the word utility (it’s a placeholder)</w:t>
       </w:r>
     </w:p>
     <w:p>
@@ -3314,30 +4046,76 @@
           <w:szCs w:val="22"/>
         </w:rPr>
       </w:pPr>
-      <w:r>
-        <w:rPr>
-          <w:color w:val="000000" w:themeColor="text1"/>
-          <w:sz w:val="22"/>
-          <w:szCs w:val="22"/>
-        </w:rPr>
-        <w:t>inside each quality attribute we write a small description of the ASR in accordance to the quality attribute.</w:t>
-      </w:r>
-    </w:p>
-    <w:p>
-      <w:pPr>
-        <w:rPr>
-          <w:color w:val="000000" w:themeColor="text1"/>
-          <w:sz w:val="22"/>
-          <w:szCs w:val="22"/>
-        </w:rPr>
-      </w:pPr>
-      <w:r>
-        <w:rPr>
-          <w:color w:val="000000" w:themeColor="text1"/>
-          <w:sz w:val="22"/>
-          <w:szCs w:val="22"/>
-        </w:rPr>
-        <w:t>then the ASR with (P,P) where the first P is the impact on architecture and the second is on business</w:t>
+      <w:proofErr w:type="gramStart"/>
+      <w:r>
+        <w:rPr>
+          <w:color w:val="000000" w:themeColor="text1"/>
+          <w:sz w:val="22"/>
+          <w:szCs w:val="22"/>
+        </w:rPr>
+        <w:t>inside</w:t>
+      </w:r>
+      <w:proofErr w:type="gramEnd"/>
+      <w:r>
+        <w:rPr>
+          <w:color w:val="000000" w:themeColor="text1"/>
+          <w:sz w:val="22"/>
+          <w:szCs w:val="22"/>
+        </w:rPr>
+        <w:t xml:space="preserve"> each quality attribute we write a small description of the ASR in accordance </w:t>
+      </w:r>
+      <w:proofErr w:type="gramStart"/>
+      <w:r>
+        <w:rPr>
+          <w:color w:val="000000" w:themeColor="text1"/>
+          <w:sz w:val="22"/>
+          <w:szCs w:val="22"/>
+        </w:rPr>
+        <w:t>to</w:t>
+      </w:r>
+      <w:proofErr w:type="gramEnd"/>
+      <w:r>
+        <w:rPr>
+          <w:color w:val="000000" w:themeColor="text1"/>
+          <w:sz w:val="22"/>
+          <w:szCs w:val="22"/>
+        </w:rPr>
+        <w:t xml:space="preserve"> the quality attribute.</w:t>
+      </w:r>
+    </w:p>
+    <w:p>
+      <w:pPr>
+        <w:rPr>
+          <w:color w:val="000000" w:themeColor="text1"/>
+          <w:sz w:val="22"/>
+          <w:szCs w:val="22"/>
+        </w:rPr>
+      </w:pPr>
+      <w:r>
+        <w:rPr>
+          <w:color w:val="000000" w:themeColor="text1"/>
+          <w:sz w:val="22"/>
+          <w:szCs w:val="22"/>
+        </w:rPr>
+        <w:t>then the ASR with (</w:t>
+      </w:r>
+      <w:proofErr w:type="gramStart"/>
+      <w:r>
+        <w:rPr>
+          <w:color w:val="000000" w:themeColor="text1"/>
+          <w:sz w:val="22"/>
+          <w:szCs w:val="22"/>
+        </w:rPr>
+        <w:t>P,P</w:t>
+      </w:r>
+      <w:proofErr w:type="gramEnd"/>
+      <w:r>
+        <w:rPr>
+          <w:color w:val="000000" w:themeColor="text1"/>
+          <w:sz w:val="22"/>
+          <w:szCs w:val="22"/>
+        </w:rPr>
+        <w:t>) where the first P is the impact on architecture and the second is on business</w:t>
       </w:r>
     </w:p>
     <w:sectPr>
@@ -4224,6 +5002,7 @@
   <w:style w:type="character" w:default="1" w:styleId="DefaultParagraphFont">
     <w:name w:val="Default Paragraph Font"/>
     <w:uiPriority w:val="1"/>
+    <w:semiHidden/>
     <w:unhideWhenUsed/>
   </w:style>
   <w:style w:type="table" w:default="1" w:styleId="TableNormal">

--- a/SWARD/Lectures/Lecture 3.docx
+++ b/SWARD/Lectures/Lecture 3.docx
@@ -1698,7 +1698,7 @@
     <w:tbl>
       <w:tblPr>
         <w:tblW w:w="11280" w:type="dxa"/>
-        <w:tblInd w:w="-1320" w:type="dxa"/>
+        <w:tblInd w:w="-830" w:type="dxa"/>
         <w:shd w:val="clear" w:color="auto" w:fill="FFFFFF"/>
         <w:tblCellMar>
           <w:top w:w="15" w:type="dxa"/>
